--- a/protocol/02_extraction_framework/asb_framework_02_3_tool_codes_and_domains.docx
+++ b/protocol/02_extraction_framework/asb_framework_02_3_tool_codes_and_domains.docx
@@ -6726,7 +6726,7 @@
           <w:sz w:val="24"/>
           <w:szCs w:val="24"/>
         </w:rPr>
-        <w:t>For analyses that require each record to be assigned to a single section (for example, the Stage 1 domain × implementation readiness cross-tabulation in the main manuscript), bundled records are assigned to the section of the first-listed code. Of the 34 bundled records, 14 have codes that share a section (e.g., EXCL-TEMP + EXCL-LONG, LIMIT-DEP + LIMIT-TIME) and are assigned to that shared section unambiguously. The remaining 20 span sections; first-code assignment resolves these deterministically.</w:t>
+        <w:t>For analyses that require each record to be assigned to a single domain (the domain × implementation readiness table in the main manuscript reports bundled records as a separate compound group; single-domain assignment is used where an analysis needs one domain per record), bundled records are assigned to the domain of the first-listed code. Of the 34 bundled records, 14 have codes that share a section (e.g., EXCL-TEMP + EXCL-LONG, LIMIT-DEP + LIMIT-TIME) and are assigned to that shared section unambiguously. The remaining 20 span sections; first-code assignment resolves these deterministically.</w:t>
       </w:r>
     </w:p>
     <w:p>
